--- a/Coding 2 - year/Unit 5 - Sorting Searching & Recursion/Daily Lesson Plans/Word/Day 26.docx
+++ b/Coding 2 - year/Unit 5 - Sorting Searching & Recursion/Daily Lesson Plans/Word/Day 26.docx
@@ -50,12 +50,15 @@
               </w:rPr>
               <w:t xml:space="preserve">Coding II — Full Year</w:t>
             </w:r>
-          </w:p>
-          <w:p>
-            <w:pPr>
-              <w:spacing w:before="40"/>
-              <w:jc w:val="center"/>
-            </w:pPr>
+            <w:r>
+              <w:rPr>
+                <w:rFonts w:ascii="Arial" w:cs="Arial" w:eastAsia="Arial" w:hAnsi="Arial"/>
+                <w:sz w:val="16"/>
+                <w:szCs w:val="16"/>
+              </w:rPr>
+              <w:br/>
+              <w:t xml:space="preserve"/>
+            </w:r>
             <w:r>
               <w:rPr>
                 <w:rFonts w:ascii="Arial" w:cs="Arial" w:eastAsia="Arial" w:hAnsi="Arial"/>
@@ -83,7 +86,7 @@
           <w:rFonts w:ascii="Arial" w:cs="Arial" w:eastAsia="Arial" w:hAnsi="Arial"/>
           <w:b/>
           <w:bCs/>
-          <w:color w:val="0D3B1F"/>
+          <w:color w:val="1B7A4A"/>
           <w:sz w:val="32"/>
           <w:szCs w:val="32"/>
         </w:rPr>
@@ -261,9 +264,9 @@
               <w:right w:val="single" w:color="CCCCCC" w:sz="1"/>
             </w:tcBorders>
             <w:tcMar>
-              <w:top w:type="dxa" w:w="60"/>
+              <w:top w:type="dxa" w:w="80"/>
               <w:left w:type="dxa" w:w="120"/>
-              <w:bottom w:type="dxa" w:w="60"/>
+              <w:bottom w:type="dxa" w:w="80"/>
               <w:right w:type="dxa" w:w="120"/>
             </w:tcMar>
           </w:tcPr>
@@ -290,20 +293,213 @@
               <w:right w:val="single" w:color="CCCCCC" w:sz="1"/>
             </w:tcBorders>
             <w:tcMar>
-              <w:top w:type="dxa" w:w="60"/>
+              <w:top w:type="dxa" w:w="80"/>
               <w:left w:type="dxa" w:w="120"/>
-              <w:bottom w:type="dxa" w:w="60"/>
+              <w:bottom w:type="dxa" w:w="80"/>
               <w:right w:type="dxa" w:w="120"/>
             </w:tcMar>
           </w:tcPr>
           <w:p>
-            <w:r>
-              <w:rPr>
-                <w:rFonts w:ascii="Arial" w:cs="Arial" w:eastAsia="Arial" w:hAnsi="Arial"/>
-                <w:sz w:val="20"/>
-                <w:szCs w:val="20"/>
+            <w:pPr>
+              <w:spacing w:after="80" w:before="80"/>
+            </w:pPr>
+            <w:r>
+              <w:rPr>
+                <w:rFonts w:ascii="Arial" w:cs="Arial" w:eastAsia="Arial" w:hAnsi="Arial"/>
+                <w:b/>
+                <w:bCs/>
+                <w:i w:val="false"/>
+                <w:iCs w:val="false"/>
+                <w:color w:val="000000"/>
+                <w:sz w:val="22"/>
+                <w:szCs w:val="22"/>
               </w:rPr>
               <w:t xml:space="preserve">Bell Ringer / Review</w:t>
+            </w:r>
+            <w:r>
+              <w:rPr>
+                <w:rFonts w:ascii="Arial" w:cs="Arial" w:eastAsia="Arial" w:hAnsi="Arial"/>
+                <w:sz w:val="20"/>
+                <w:szCs w:val="20"/>
+              </w:rPr>
+              <w:br/>
+              <w:t xml:space="preserve"/>
+            </w:r>
+            <w:r>
+              <w:rPr>
+                <w:rFonts w:ascii="Arial" w:cs="Arial" w:eastAsia="Arial" w:hAnsi="Arial"/>
+                <w:sz w:val="20"/>
+                <w:szCs w:val="20"/>
+              </w:rPr>
+              <w:br/>
+              <w:t xml:space="preserve"/>
+            </w:r>
+            <w:r>
+              <w:rPr>
+                <w:rFonts w:ascii="Arial" w:cs="Arial" w:eastAsia="Arial" w:hAnsi="Arial"/>
+                <w:b/>
+                <w:bCs/>
+                <w:i w:val="false"/>
+                <w:iCs w:val="false"/>
+                <w:color w:val="000000"/>
+                <w:sz w:val="20"/>
+                <w:szCs w:val="20"/>
+              </w:rPr>
+              <w:t xml:space="preserve">Quick Write </w:t>
+            </w:r>
+            <w:r>
+              <w:rPr>
+                <w:rFonts w:ascii="Arial" w:cs="Arial" w:eastAsia="Arial" w:hAnsi="Arial"/>
+                <w:b w:val="false"/>
+                <w:bCs w:val="false"/>
+                <w:i w:val="false"/>
+                <w:iCs w:val="false"/>
+                <w:color w:val="000000"/>
+                <w:sz w:val="20"/>
+                <w:szCs w:val="20"/>
+              </w:rPr>
+              <w:t xml:space="preserve">(3 min — written or verbal):</w:t>
+            </w:r>
+            <w:r>
+              <w:rPr>
+                <w:rFonts w:ascii="Arial" w:cs="Arial" w:eastAsia="Arial" w:hAnsi="Arial"/>
+                <w:sz w:val="20"/>
+                <w:szCs w:val="20"/>
+              </w:rPr>
+              <w:br/>
+              <w:t xml:space="preserve"/>
+            </w:r>
+            <w:r>
+              <w:rPr>
+                <w:rFonts w:ascii="Arial" w:cs="Arial" w:eastAsia="Arial" w:hAnsi="Arial"/>
+                <w:b w:val="false"/>
+                <w:bCs w:val="false"/>
+                <w:i w:val="false"/>
+                <w:iCs w:val="false"/>
+                <w:color w:val="000000"/>
+                <w:sz w:val="20"/>
+                <w:szCs w:val="20"/>
+              </w:rPr>
+              <w:t xml:space="preserve">    In your own words: Analyze benchmarking data and write a comprehensive technical report?</w:t>
+            </w:r>
+            <w:r>
+              <w:rPr>
+                <w:rFonts w:ascii="Arial" w:cs="Arial" w:eastAsia="Arial" w:hAnsi="Arial"/>
+                <w:sz w:val="20"/>
+                <w:szCs w:val="20"/>
+              </w:rPr>
+              <w:br/>
+              <w:t xml:space="preserve"/>
+            </w:r>
+            <w:r>
+              <w:rPr>
+                <w:rFonts w:ascii="Arial" w:cs="Arial" w:eastAsia="Arial" w:hAnsi="Arial"/>
+                <w:sz w:val="20"/>
+                <w:szCs w:val="20"/>
+              </w:rPr>
+              <w:br/>
+              <w:t xml:space="preserve"/>
+            </w:r>
+            <w:r>
+              <w:rPr>
+                <w:rFonts w:ascii="Arial" w:cs="Arial" w:eastAsia="Arial" w:hAnsi="Arial"/>
+                <w:b/>
+                <w:bCs/>
+                <w:i w:val="false"/>
+                <w:iCs w:val="false"/>
+                <w:color w:val="000000"/>
+                <w:sz w:val="20"/>
+                <w:szCs w:val="20"/>
+              </w:rPr>
+              <w:t xml:space="preserve">Vocabulary Preview — </w:t>
+            </w:r>
+            <w:r>
+              <w:rPr>
+                <w:rFonts w:ascii="Arial" w:cs="Arial" w:eastAsia="Arial" w:hAnsi="Arial"/>
+                <w:b w:val="false"/>
+                <w:bCs w:val="false"/>
+                <w:i w:val="false"/>
+                <w:iCs w:val="false"/>
+                <w:color w:val="000000"/>
+                <w:sz w:val="20"/>
+                <w:szCs w:val="20"/>
+              </w:rPr>
+              <w:t xml:space="preserve">terms we'll use today:</w:t>
+            </w:r>
+            <w:r>
+              <w:rPr>
+                <w:rFonts w:ascii="Arial" w:cs="Arial" w:eastAsia="Arial" w:hAnsi="Arial"/>
+                <w:sz w:val="20"/>
+                <w:szCs w:val="20"/>
+              </w:rPr>
+              <w:br/>
+              <w:t xml:space="preserve"/>
+            </w:r>
+            <w:r>
+              <w:rPr>
+                <w:rFonts w:ascii="Arial" w:cs="Arial" w:eastAsia="Arial" w:hAnsi="Arial"/>
+                <w:b w:val="false"/>
+                <w:bCs w:val="false"/>
+                <w:i w:val="false"/>
+                <w:iCs w:val="false"/>
+                <w:color w:val="000000"/>
+                <w:sz w:val="20"/>
+                <w:szCs w:val="20"/>
+              </w:rPr>
+              <w:t xml:space="preserve">    • Report Structure   •   Analysis Techniques</w:t>
+            </w:r>
+            <w:r>
+              <w:rPr>
+                <w:rFonts w:ascii="Arial" w:cs="Arial" w:eastAsia="Arial" w:hAnsi="Arial"/>
+                <w:sz w:val="20"/>
+                <w:szCs w:val="20"/>
+              </w:rPr>
+              <w:br/>
+              <w:t xml:space="preserve"/>
+            </w:r>
+            <w:r>
+              <w:rPr>
+                <w:rFonts w:ascii="Arial" w:cs="Arial" w:eastAsia="Arial" w:hAnsi="Arial"/>
+                <w:sz w:val="20"/>
+                <w:szCs w:val="20"/>
+              </w:rPr>
+              <w:br/>
+              <w:t xml:space="preserve"/>
+            </w:r>
+            <w:r>
+              <w:rPr>
+                <w:rFonts w:ascii="Arial" w:cs="Arial" w:eastAsia="Arial" w:hAnsi="Arial"/>
+                <w:b w:val="false"/>
+                <w:bCs w:val="false"/>
+                <w:i/>
+                <w:iCs/>
+                <w:color w:val="444444"/>
+                <w:sz w:val="20"/>
+                <w:szCs w:val="20"/>
+              </w:rPr>
+              <w:t xml:space="preserve">Today's Goal: By the end of class you will be able to analyze benchmarking data and write a comprehensive technical report.</w:t>
+            </w:r>
+            <w:r>
+              <w:rPr>
+                <w:rFonts w:ascii="Arial" w:cs="Arial" w:eastAsia="Arial" w:hAnsi="Arial"/>
+                <w:sz w:val="20"/>
+                <w:szCs w:val="20"/>
+              </w:rPr>
+              <w:br/>
+              <w:t xml:space="preserve"/>
+            </w:r>
+            <w:r>
+              <w:rPr>
+                <w:rFonts w:ascii="Arial" w:cs="Arial" w:eastAsia="Arial" w:hAnsi="Arial"/>
+                <w:b w:val="false"/>
+                <w:bCs w:val="false"/>
+                <w:i/>
+                <w:iCs/>
+                <w:color w:val="555555"/>
+                <w:sz w:val="20"/>
+                <w:szCs w:val="20"/>
+              </w:rPr>
+              <w:t xml:space="preserve">→ Pair-share your response, then 2–3 students share with the class.</w:t>
             </w:r>
           </w:p>
         </w:tc>
@@ -319,9 +515,9 @@
               <w:right w:val="single" w:color="CCCCCC" w:sz="1"/>
             </w:tcBorders>
             <w:tcMar>
-              <w:top w:type="dxa" w:w="60"/>
+              <w:top w:type="dxa" w:w="80"/>
               <w:left w:type="dxa" w:w="120"/>
-              <w:bottom w:type="dxa" w:w="60"/>
+              <w:bottom w:type="dxa" w:w="80"/>
               <w:right w:type="dxa" w:w="120"/>
             </w:tcMar>
           </w:tcPr>
@@ -348,20 +544,380 @@
               <w:right w:val="single" w:color="CCCCCC" w:sz="1"/>
             </w:tcBorders>
             <w:tcMar>
-              <w:top w:type="dxa" w:w="60"/>
+              <w:top w:type="dxa" w:w="80"/>
               <w:left w:type="dxa" w:w="120"/>
-              <w:bottom w:type="dxa" w:w="60"/>
+              <w:bottom w:type="dxa" w:w="80"/>
               <w:right w:type="dxa" w:w="120"/>
             </w:tcMar>
           </w:tcPr>
           <w:p>
-            <w:r>
-              <w:rPr>
-                <w:rFonts w:ascii="Arial" w:cs="Arial" w:eastAsia="Arial" w:hAnsi="Arial"/>
-                <w:sz w:val="20"/>
-                <w:szCs w:val="20"/>
-              </w:rPr>
-              <w:t xml:space="preserve">Mini Lesson: Analysis &amp; Final Report Writing</w:t>
+            <w:pPr>
+              <w:spacing w:after="80" w:before="80"/>
+            </w:pPr>
+            <w:r>
+              <w:rPr>
+                <w:rFonts w:ascii="Arial" w:cs="Arial" w:eastAsia="Arial" w:hAnsi="Arial"/>
+                <w:b/>
+                <w:bCs/>
+                <w:i w:val="false"/>
+                <w:iCs w:val="false"/>
+                <w:color w:val="000000"/>
+                <w:sz w:val="22"/>
+                <w:szCs w:val="22"/>
+              </w:rPr>
+              <w:t xml:space="preserve">Mini Lesson: </w:t>
+            </w:r>
+            <w:r>
+              <w:rPr>
+                <w:rFonts w:ascii="Arial" w:cs="Arial" w:eastAsia="Arial" w:hAnsi="Arial"/>
+                <w:b w:val="false"/>
+                <w:bCs w:val="false"/>
+                <w:i w:val="false"/>
+                <w:iCs w:val="false"/>
+                <w:color w:val="000000"/>
+                <w:sz w:val="22"/>
+                <w:szCs w:val="22"/>
+              </w:rPr>
+              <w:t xml:space="preserve">Analysis &amp; Final Report Writing</w:t>
+            </w:r>
+            <w:r>
+              <w:rPr>
+                <w:rFonts w:ascii="Arial" w:cs="Arial" w:eastAsia="Arial" w:hAnsi="Arial"/>
+                <w:sz w:val="20"/>
+                <w:szCs w:val="20"/>
+              </w:rPr>
+              <w:br/>
+              <w:t xml:space="preserve"/>
+            </w:r>
+            <w:r>
+              <w:rPr>
+                <w:rFonts w:ascii="Arial" w:cs="Arial" w:eastAsia="Arial" w:hAnsi="Arial"/>
+                <w:sz w:val="20"/>
+                <w:szCs w:val="20"/>
+              </w:rPr>
+              <w:br/>
+              <w:t xml:space="preserve"/>
+            </w:r>
+            <w:r>
+              <w:rPr>
+                <w:rFonts w:ascii="Arial" w:cs="Arial" w:eastAsia="Arial" w:hAnsi="Arial"/>
+                <w:b/>
+                <w:bCs/>
+                <w:i/>
+                <w:iCs/>
+                <w:color w:val="000000"/>
+                <w:sz w:val="20"/>
+                <w:szCs w:val="20"/>
+              </w:rPr>
+              <w:t xml:space="preserve">Learning Target: </w:t>
+            </w:r>
+            <w:r>
+              <w:rPr>
+                <w:rFonts w:ascii="Arial" w:cs="Arial" w:eastAsia="Arial" w:hAnsi="Arial"/>
+                <w:b w:val="false"/>
+                <w:bCs w:val="false"/>
+                <w:i/>
+                <w:iCs/>
+                <w:color w:val="333333"/>
+                <w:sz w:val="20"/>
+                <w:szCs w:val="20"/>
+              </w:rPr>
+              <w:t xml:space="preserve">I can analyze benchmarking data and write a comprehensive technical report.</w:t>
+            </w:r>
+            <w:r>
+              <w:rPr>
+                <w:rFonts w:ascii="Arial" w:cs="Arial" w:eastAsia="Arial" w:hAnsi="Arial"/>
+                <w:sz w:val="20"/>
+                <w:szCs w:val="20"/>
+              </w:rPr>
+              <w:br/>
+              <w:t xml:space="preserve"/>
+            </w:r>
+            <w:r>
+              <w:rPr>
+                <w:rFonts w:ascii="Arial" w:cs="Arial" w:eastAsia="Arial" w:hAnsi="Arial"/>
+                <w:sz w:val="20"/>
+                <w:szCs w:val="20"/>
+              </w:rPr>
+              <w:br/>
+              <w:t xml:space="preserve"/>
+            </w:r>
+            <w:r>
+              <w:rPr>
+                <w:rFonts w:ascii="Arial" w:cs="Arial" w:eastAsia="Arial" w:hAnsi="Arial"/>
+                <w:b w:val="false"/>
+                <w:bCs w:val="false"/>
+                <w:i w:val="false"/>
+                <w:iCs w:val="false"/>
+                <w:color w:val="000000"/>
+                <w:sz w:val="20"/>
+                <w:szCs w:val="20"/>
+              </w:rPr>
+              <w:t xml:space="preserve">1. Executive Summary (1 paragraph overview)</w:t>
+            </w:r>
+            <w:r>
+              <w:rPr>
+                <w:rFonts w:ascii="Arial" w:cs="Arial" w:eastAsia="Arial" w:hAnsi="Arial"/>
+                <w:sz w:val="20"/>
+                <w:szCs w:val="20"/>
+              </w:rPr>
+              <w:br/>
+              <w:t xml:space="preserve"/>
+            </w:r>
+            <w:r>
+              <w:rPr>
+                <w:rFonts w:ascii="Arial" w:cs="Arial" w:eastAsia="Arial" w:hAnsi="Arial"/>
+                <w:b w:val="false"/>
+                <w:bCs w:val="false"/>
+                <w:i w:val="false"/>
+                <w:iCs w:val="false"/>
+                <w:color w:val="000000"/>
+                <w:sz w:val="20"/>
+                <w:szCs w:val="20"/>
+              </w:rPr>
+              <w:t xml:space="preserve">2. Methodology (what we tested, how we tested it)</w:t>
+            </w:r>
+            <w:r>
+              <w:rPr>
+                <w:rFonts w:ascii="Arial" w:cs="Arial" w:eastAsia="Arial" w:hAnsi="Arial"/>
+                <w:sz w:val="20"/>
+                <w:szCs w:val="20"/>
+              </w:rPr>
+              <w:br/>
+              <w:t xml:space="preserve"/>
+            </w:r>
+            <w:r>
+              <w:rPr>
+                <w:rFonts w:ascii="Arial" w:cs="Arial" w:eastAsia="Arial" w:hAnsi="Arial"/>
+                <w:sz w:val="20"/>
+                <w:szCs w:val="20"/>
+              </w:rPr>
+              <w:br/>
+              <w:t xml:space="preserve"/>
+            </w:r>
+            <w:r>
+              <w:rPr>
+                <w:rFonts w:ascii="Arial" w:cs="Arial" w:eastAsia="Arial" w:hAnsi="Arial"/>
+                <w:b/>
+                <w:bCs/>
+                <w:i w:val="false"/>
+                <w:iCs w:val="false"/>
+                <w:color w:val="000000"/>
+                <w:sz w:val="20"/>
+                <w:szCs w:val="20"/>
+              </w:rPr>
+              <w:t xml:space="preserve">Key Concepts:</w:t>
+            </w:r>
+            <w:r>
+              <w:rPr>
+                <w:rFonts w:ascii="Arial" w:cs="Arial" w:eastAsia="Arial" w:hAnsi="Arial"/>
+                <w:sz w:val="20"/>
+                <w:szCs w:val="20"/>
+              </w:rPr>
+              <w:br/>
+              <w:t xml:space="preserve"/>
+            </w:r>
+            <w:r>
+              <w:rPr>
+                <w:rFonts w:ascii="Arial" w:cs="Arial" w:eastAsia="Arial" w:hAnsi="Arial"/>
+                <w:b w:val="false"/>
+                <w:bCs w:val="false"/>
+                <w:i w:val="false"/>
+                <w:iCs w:val="false"/>
+                <w:color w:val="000000"/>
+                <w:sz w:val="20"/>
+                <w:szCs w:val="20"/>
+              </w:rPr>
+              <w:t xml:space="preserve">    • Scaling analysis (how does time grow with size?)</w:t>
+            </w:r>
+            <w:r>
+              <w:rPr>
+                <w:rFonts w:ascii="Arial" w:cs="Arial" w:eastAsia="Arial" w:hAnsi="Arial"/>
+                <w:sz w:val="20"/>
+                <w:szCs w:val="20"/>
+              </w:rPr>
+              <w:br/>
+              <w:t xml:space="preserve"/>
+            </w:r>
+            <w:r>
+              <w:rPr>
+                <w:rFonts w:ascii="Arial" w:cs="Arial" w:eastAsia="Arial" w:hAnsi="Arial"/>
+                <w:b w:val="false"/>
+                <w:bCs w:val="false"/>
+                <w:i w:val="false"/>
+                <w:iCs w:val="false"/>
+                <w:color w:val="000000"/>
+                <w:sz w:val="20"/>
+                <w:szCs w:val="20"/>
+              </w:rPr>
+              <w:t xml:space="preserve">    • Data type impact (does algorithm type matter?)</w:t>
+            </w:r>
+            <w:r>
+              <w:rPr>
+                <w:rFonts w:ascii="Arial" w:cs="Arial" w:eastAsia="Arial" w:hAnsi="Arial"/>
+                <w:sz w:val="20"/>
+                <w:szCs w:val="20"/>
+              </w:rPr>
+              <w:br/>
+              <w:t xml:space="preserve"/>
+            </w:r>
+            <w:r>
+              <w:rPr>
+                <w:rFonts w:ascii="Arial" w:cs="Arial" w:eastAsia="Arial" w:hAnsi="Arial"/>
+                <w:b w:val="false"/>
+                <w:bCs w:val="false"/>
+                <w:i w:val="false"/>
+                <w:iCs w:val="false"/>
+                <w:color w:val="000000"/>
+                <w:sz w:val="20"/>
+                <w:szCs w:val="20"/>
+              </w:rPr>
+              <w:t xml:space="preserve">    • Stability checking (do equal elements maintain order?)</w:t>
+            </w:r>
+            <w:r>
+              <w:rPr>
+                <w:rFonts w:ascii="Arial" w:cs="Arial" w:eastAsia="Arial" w:hAnsi="Arial"/>
+                <w:sz w:val="20"/>
+                <w:szCs w:val="20"/>
+              </w:rPr>
+              <w:br/>
+              <w:t xml:space="preserve"/>
+            </w:r>
+            <w:r>
+              <w:rPr>
+                <w:rFonts w:ascii="Arial" w:cs="Arial" w:eastAsia="Arial" w:hAnsi="Arial"/>
+                <w:b w:val="false"/>
+                <w:bCs w:val="false"/>
+                <w:i w:val="false"/>
+                <w:iCs w:val="false"/>
+                <w:color w:val="000000"/>
+                <w:sz w:val="20"/>
+                <w:szCs w:val="20"/>
+              </w:rPr>
+              <w:t xml:space="preserve">    • Memory considerations (in-place vs. extra space)</w:t>
+            </w:r>
+            <w:r>
+              <w:rPr>
+                <w:rFonts w:ascii="Arial" w:cs="Arial" w:eastAsia="Arial" w:hAnsi="Arial"/>
+                <w:sz w:val="20"/>
+                <w:szCs w:val="20"/>
+              </w:rPr>
+              <w:br/>
+              <w:t xml:space="preserve"/>
+            </w:r>
+            <w:r>
+              <w:rPr>
+                <w:rFonts w:ascii="Arial" w:cs="Arial" w:eastAsia="Arial" w:hAnsi="Arial"/>
+                <w:sz w:val="20"/>
+                <w:szCs w:val="20"/>
+              </w:rPr>
+              <w:br/>
+              <w:t xml:space="preserve"/>
+            </w:r>
+            <w:r>
+              <w:rPr>
+                <w:rFonts w:ascii="Arial" w:cs="Arial" w:eastAsia="Arial" w:hAnsi="Arial"/>
+                <w:b/>
+                <w:bCs/>
+                <w:i w:val="false"/>
+                <w:iCs w:val="false"/>
+                <w:color w:val="000000"/>
+                <w:sz w:val="20"/>
+                <w:szCs w:val="20"/>
+              </w:rPr>
+              <w:t xml:space="preserve">Vocabulary: </w:t>
+            </w:r>
+            <w:r>
+              <w:rPr>
+                <w:rFonts w:ascii="Arial" w:cs="Arial" w:eastAsia="Arial" w:hAnsi="Arial"/>
+                <w:b w:val="false"/>
+                <w:bCs w:val="false"/>
+                <w:i w:val="false"/>
+                <w:iCs w:val="false"/>
+                <w:color w:val="000000"/>
+                <w:sz w:val="20"/>
+                <w:szCs w:val="20"/>
+              </w:rPr>
+              <w:t xml:space="preserve">Report Structure, Analysis Techniques</w:t>
+            </w:r>
+            <w:r>
+              <w:rPr>
+                <w:rFonts w:ascii="Arial" w:cs="Arial" w:eastAsia="Arial" w:hAnsi="Arial"/>
+                <w:sz w:val="20"/>
+                <w:szCs w:val="20"/>
+              </w:rPr>
+              <w:br/>
+              <w:t xml:space="preserve"/>
+            </w:r>
+            <w:r>
+              <w:rPr>
+                <w:rFonts w:ascii="Arial" w:cs="Arial" w:eastAsia="Arial" w:hAnsi="Arial"/>
+                <w:sz w:val="20"/>
+                <w:szCs w:val="20"/>
+              </w:rPr>
+              <w:br/>
+              <w:t xml:space="preserve"/>
+            </w:r>
+            <w:r>
+              <w:rPr>
+                <w:rFonts w:ascii="Arial" w:cs="Arial" w:eastAsia="Arial" w:hAnsi="Arial"/>
+                <w:b/>
+                <w:bCs/>
+                <w:i/>
+                <w:iCs/>
+                <w:color w:val="555555"/>
+                <w:sz w:val="20"/>
+                <w:szCs w:val="20"/>
+              </w:rPr>
+              <w:t xml:space="preserve">→ Live Demo — </w:t>
+            </w:r>
+            <w:r>
+              <w:rPr>
+                <w:rFonts w:ascii="Arial" w:cs="Arial" w:eastAsia="Arial" w:hAnsi="Arial"/>
+                <w:b w:val="false"/>
+                <w:bCs w:val="false"/>
+                <w:i/>
+                <w:iCs/>
+                <w:color w:val="555555"/>
+                <w:sz w:val="20"/>
+                <w:szCs w:val="20"/>
+              </w:rPr>
+              <w:t xml:space="preserve">type examples as students follow along in their own editor.</w:t>
+            </w:r>
+            <w:r>
+              <w:rPr>
+                <w:rFonts w:ascii="Arial" w:cs="Arial" w:eastAsia="Arial" w:hAnsi="Arial"/>
+                <w:sz w:val="20"/>
+                <w:szCs w:val="20"/>
+              </w:rPr>
+              <w:br/>
+              <w:t xml:space="preserve"/>
+            </w:r>
+            <w:r>
+              <w:rPr>
+                <w:rFonts w:ascii="Arial" w:cs="Arial" w:eastAsia="Arial" w:hAnsi="Arial"/>
+                <w:b/>
+                <w:bCs/>
+                <w:i/>
+                <w:iCs/>
+                <w:color w:val="555555"/>
+                <w:sz w:val="20"/>
+                <w:szCs w:val="20"/>
+              </w:rPr>
+              <w:t xml:space="preserve">→ Check for Understanding: </w:t>
+            </w:r>
+            <w:r>
+              <w:rPr>
+                <w:rFonts w:ascii="Arial" w:cs="Arial" w:eastAsia="Arial" w:hAnsi="Arial"/>
+                <w:b w:val="false"/>
+                <w:bCs w:val="false"/>
+                <w:i/>
+                <w:iCs/>
+                <w:color w:val="555555"/>
+                <w:sz w:val="20"/>
+                <w:szCs w:val="20"/>
+              </w:rPr>
+              <w:t xml:space="preserve">pause and cold-call: “Can someone explain what we just did in their own words?”</w:t>
             </w:r>
           </w:p>
         </w:tc>
@@ -377,9 +933,9 @@
               <w:right w:val="single" w:color="CCCCCC" w:sz="1"/>
             </w:tcBorders>
             <w:tcMar>
-              <w:top w:type="dxa" w:w="60"/>
+              <w:top w:type="dxa" w:w="80"/>
               <w:left w:type="dxa" w:w="120"/>
-              <w:bottom w:type="dxa" w:w="60"/>
+              <w:bottom w:type="dxa" w:w="80"/>
               <w:right w:type="dxa" w:w="120"/>
             </w:tcMar>
           </w:tcPr>
@@ -406,20 +962,90 @@
               <w:right w:val="single" w:color="CCCCCC" w:sz="1"/>
             </w:tcBorders>
             <w:tcMar>
-              <w:top w:type="dxa" w:w="60"/>
+              <w:top w:type="dxa" w:w="80"/>
               <w:left w:type="dxa" w:w="120"/>
-              <w:bottom w:type="dxa" w:w="60"/>
+              <w:bottom w:type="dxa" w:w="80"/>
               <w:right w:type="dxa" w:w="120"/>
             </w:tcMar>
           </w:tcPr>
           <w:p>
-            <w:r>
-              <w:rPr>
-                <w:rFonts w:ascii="Arial" w:cs="Arial" w:eastAsia="Arial" w:hAnsi="Arial"/>
-                <w:sz w:val="20"/>
-                <w:szCs w:val="20"/>
+            <w:pPr>
+              <w:spacing w:after="80" w:before="80"/>
+            </w:pPr>
+            <w:r>
+              <w:rPr>
+                <w:rFonts w:ascii="Arial" w:cs="Arial" w:eastAsia="Arial" w:hAnsi="Arial"/>
+                <w:b/>
+                <w:bCs/>
+                <w:i w:val="false"/>
+                <w:iCs w:val="false"/>
+                <w:color w:val="000000"/>
+                <w:sz w:val="22"/>
+                <w:szCs w:val="22"/>
               </w:rPr>
               <w:t xml:space="preserve">Guided Practice</w:t>
+            </w:r>
+            <w:r>
+              <w:rPr>
+                <w:rFonts w:ascii="Arial" w:cs="Arial" w:eastAsia="Arial" w:hAnsi="Arial"/>
+                <w:sz w:val="20"/>
+                <w:szCs w:val="20"/>
+              </w:rPr>
+              <w:br/>
+              <w:t xml:space="preserve"/>
+            </w:r>
+            <w:r>
+              <w:rPr>
+                <w:rFonts w:ascii="Arial" w:cs="Arial" w:eastAsia="Arial" w:hAnsi="Arial"/>
+                <w:sz w:val="20"/>
+                <w:szCs w:val="20"/>
+              </w:rPr>
+              <w:br/>
+              <w:t xml:space="preserve"/>
+            </w:r>
+            <w:r>
+              <w:rPr>
+                <w:rFonts w:ascii="Arial" w:cs="Arial" w:eastAsia="Arial" w:hAnsi="Arial"/>
+                <w:b w:val="false"/>
+                <w:bCs w:val="false"/>
+                <w:i w:val="false"/>
+                <w:iCs w:val="false"/>
+                <w:color w:val="000000"/>
+                <w:sz w:val="20"/>
+                <w:szCs w:val="20"/>
+              </w:rPr>
+              <w:t xml:space="preserve">Activity 1: Interpret Results</w:t>
+            </w:r>
+            <w:r>
+              <w:rPr>
+                <w:rFonts w:ascii="Arial" w:cs="Arial" w:eastAsia="Arial" w:hAnsi="Arial"/>
+                <w:sz w:val="20"/>
+                <w:szCs w:val="20"/>
+              </w:rPr>
+              <w:br/>
+              <w:t xml:space="preserve"/>
+            </w:r>
+            <w:r>
+              <w:rPr>
+                <w:rFonts w:ascii="Arial" w:cs="Arial" w:eastAsia="Arial" w:hAnsi="Arial"/>
+                <w:sz w:val="20"/>
+                <w:szCs w:val="20"/>
+              </w:rPr>
+              <w:br/>
+              <w:t xml:space="preserve"/>
+            </w:r>
+            <w:r>
+              <w:rPr>
+                <w:rFonts w:ascii="Arial" w:cs="Arial" w:eastAsia="Arial" w:hAnsi="Arial"/>
+                <w:b w:val="false"/>
+                <w:bCs w:val="false"/>
+                <w:i/>
+                <w:iCs/>
+                <w:color w:val="555555"/>
+                <w:sz w:val="20"/>
+                <w:szCs w:val="20"/>
+              </w:rPr>
+              <w:t xml:space="preserve">→ Teacher models — students try alongside, then compare results.</w:t>
             </w:r>
           </w:p>
         </w:tc>
@@ -435,9 +1061,9 @@
               <w:right w:val="single" w:color="CCCCCC" w:sz="1"/>
             </w:tcBorders>
             <w:tcMar>
-              <w:top w:type="dxa" w:w="60"/>
+              <w:top w:type="dxa" w:w="80"/>
               <w:left w:type="dxa" w:w="120"/>
-              <w:bottom w:type="dxa" w:w="60"/>
+              <w:bottom w:type="dxa" w:w="80"/>
               <w:right w:type="dxa" w:w="120"/>
             </w:tcMar>
           </w:tcPr>
@@ -450,7 +1076,7 @@
                 <w:sz w:val="20"/>
                 <w:szCs w:val="20"/>
               </w:rPr>
-              <w:t xml:space="preserve">15-20 min</w:t>
+              <w:t xml:space="preserve">15–20 min</w:t>
             </w:r>
           </w:p>
         </w:tc>
@@ -464,20 +1090,81 @@
               <w:right w:val="single" w:color="CCCCCC" w:sz="1"/>
             </w:tcBorders>
             <w:tcMar>
-              <w:top w:type="dxa" w:w="60"/>
+              <w:top w:type="dxa" w:w="80"/>
               <w:left w:type="dxa" w:w="120"/>
-              <w:bottom w:type="dxa" w:w="60"/>
+              <w:bottom w:type="dxa" w:w="80"/>
               <w:right w:type="dxa" w:w="120"/>
             </w:tcMar>
           </w:tcPr>
           <w:p>
-            <w:r>
-              <w:rPr>
-                <w:rFonts w:ascii="Arial" w:cs="Arial" w:eastAsia="Arial" w:hAnsi="Arial"/>
-                <w:sz w:val="20"/>
-                <w:szCs w:val="20"/>
+            <w:pPr>
+              <w:spacing w:after="80" w:before="80"/>
+            </w:pPr>
+            <w:r>
+              <w:rPr>
+                <w:rFonts w:ascii="Arial" w:cs="Arial" w:eastAsia="Arial" w:hAnsi="Arial"/>
+                <w:b/>
+                <w:bCs/>
+                <w:i w:val="false"/>
+                <w:iCs w:val="false"/>
+                <w:color w:val="000000"/>
+                <w:sz w:val="22"/>
+                <w:szCs w:val="22"/>
               </w:rPr>
               <w:t xml:space="preserve">Independent Practice / Code Along</w:t>
+            </w:r>
+            <w:r>
+              <w:rPr>
+                <w:rFonts w:ascii="Arial" w:cs="Arial" w:eastAsia="Arial" w:hAnsi="Arial"/>
+                <w:sz w:val="20"/>
+                <w:szCs w:val="20"/>
+              </w:rPr>
+              <w:br/>
+              <w:t xml:space="preserve"/>
+            </w:r>
+            <w:r>
+              <w:rPr>
+                <w:rFonts w:ascii="Arial" w:cs="Arial" w:eastAsia="Arial" w:hAnsi="Arial"/>
+                <w:b w:val="false"/>
+                <w:bCs w:val="false"/>
+                <w:i w:val="false"/>
+                <w:iCs w:val="false"/>
+                <w:color w:val="000000"/>
+                <w:sz w:val="20"/>
+                <w:szCs w:val="20"/>
+              </w:rPr>
+              <w:t xml:space="preserve">    Work through problems from the day's exercise set.</w:t>
+            </w:r>
+            <w:r>
+              <w:rPr>
+                <w:rFonts w:ascii="Arial" w:cs="Arial" w:eastAsia="Arial" w:hAnsi="Arial"/>
+                <w:sz w:val="20"/>
+                <w:szCs w:val="20"/>
+              </w:rPr>
+              <w:br/>
+              <w:t xml:space="preserve"/>
+            </w:r>
+            <w:r>
+              <w:rPr>
+                <w:rFonts w:ascii="Arial" w:cs="Arial" w:eastAsia="Arial" w:hAnsi="Arial"/>
+                <w:sz w:val="20"/>
+                <w:szCs w:val="20"/>
+              </w:rPr>
+              <w:br/>
+              <w:t xml:space="preserve"/>
+            </w:r>
+            <w:r>
+              <w:rPr>
+                <w:rFonts w:ascii="Arial" w:cs="Arial" w:eastAsia="Arial" w:hAnsi="Arial"/>
+                <w:b w:val="false"/>
+                <w:bCs w:val="false"/>
+                <w:i/>
+                <w:iCs/>
+                <w:color w:val="555555"/>
+                <w:sz w:val="20"/>
+                <w:szCs w:val="20"/>
+              </w:rPr>
+              <w:t xml:space="preserve">→ Teacher circulates — offer hints, check for understanding.</w:t>
             </w:r>
           </w:p>
         </w:tc>
@@ -493,9 +1180,9 @@
               <w:right w:val="single" w:color="CCCCCC" w:sz="1"/>
             </w:tcBorders>
             <w:tcMar>
-              <w:top w:type="dxa" w:w="60"/>
+              <w:top w:type="dxa" w:w="80"/>
               <w:left w:type="dxa" w:w="120"/>
-              <w:bottom w:type="dxa" w:w="60"/>
+              <w:bottom w:type="dxa" w:w="80"/>
               <w:right w:type="dxa" w:w="120"/>
             </w:tcMar>
           </w:tcPr>
@@ -522,20 +1209,90 @@
               <w:right w:val="single" w:color="CCCCCC" w:sz="1"/>
             </w:tcBorders>
             <w:tcMar>
-              <w:top w:type="dxa" w:w="60"/>
+              <w:top w:type="dxa" w:w="80"/>
               <w:left w:type="dxa" w:w="120"/>
-              <w:bottom w:type="dxa" w:w="60"/>
+              <w:bottom w:type="dxa" w:w="80"/>
               <w:right w:type="dxa" w:w="120"/>
             </w:tcMar>
           </w:tcPr>
           <w:p>
-            <w:r>
-              <w:rPr>
-                <w:rFonts w:ascii="Arial" w:cs="Arial" w:eastAsia="Arial" w:hAnsi="Arial"/>
-                <w:sz w:val="20"/>
-                <w:szCs w:val="20"/>
+            <w:pPr>
+              <w:spacing w:after="80" w:before="80"/>
+            </w:pPr>
+            <w:r>
+              <w:rPr>
+                <w:rFonts w:ascii="Arial" w:cs="Arial" w:eastAsia="Arial" w:hAnsi="Arial"/>
+                <w:b/>
+                <w:bCs/>
+                <w:i w:val="false"/>
+                <w:iCs w:val="false"/>
+                <w:color w:val="000000"/>
+                <w:sz w:val="22"/>
+                <w:szCs w:val="22"/>
               </w:rPr>
               <w:t xml:space="preserve">Exit Ticket / Wrap-Up</w:t>
+            </w:r>
+            <w:r>
+              <w:rPr>
+                <w:rFonts w:ascii="Arial" w:cs="Arial" w:eastAsia="Arial" w:hAnsi="Arial"/>
+                <w:sz w:val="20"/>
+                <w:szCs w:val="20"/>
+              </w:rPr>
+              <w:br/>
+              <w:t xml:space="preserve"/>
+            </w:r>
+            <w:r>
+              <w:rPr>
+                <w:rFonts w:ascii="Arial" w:cs="Arial" w:eastAsia="Arial" w:hAnsi="Arial"/>
+                <w:sz w:val="20"/>
+                <w:szCs w:val="20"/>
+              </w:rPr>
+              <w:br/>
+              <w:t xml:space="preserve"/>
+            </w:r>
+            <w:r>
+              <w:rPr>
+                <w:rFonts w:ascii="Arial" w:cs="Arial" w:eastAsia="Arial" w:hAnsi="Arial"/>
+                <w:b w:val="false"/>
+                <w:bCs w:val="false"/>
+                <w:i w:val="false"/>
+                <w:iCs w:val="false"/>
+                <w:color w:val="000000"/>
+                <w:sz w:val="20"/>
+                <w:szCs w:val="20"/>
+              </w:rPr>
+              <w:t xml:space="preserve">Quick Check: Analyze benchmarking data and write a comprehensive technical report?</w:t>
+            </w:r>
+            <w:r>
+              <w:rPr>
+                <w:rFonts w:ascii="Arial" w:cs="Arial" w:eastAsia="Arial" w:hAnsi="Arial"/>
+                <w:sz w:val="20"/>
+                <w:szCs w:val="20"/>
+              </w:rPr>
+              <w:br/>
+              <w:t xml:space="preserve"/>
+            </w:r>
+            <w:r>
+              <w:rPr>
+                <w:rFonts w:ascii="Arial" w:cs="Arial" w:eastAsia="Arial" w:hAnsi="Arial"/>
+                <w:sz w:val="20"/>
+                <w:szCs w:val="20"/>
+              </w:rPr>
+              <w:br/>
+              <w:t xml:space="preserve"/>
+            </w:r>
+            <w:r>
+              <w:rPr>
+                <w:rFonts w:ascii="Arial" w:cs="Arial" w:eastAsia="Arial" w:hAnsi="Arial"/>
+                <w:b w:val="false"/>
+                <w:bCs w:val="false"/>
+                <w:i/>
+                <w:iCs/>
+                <w:color w:val="555555"/>
+                <w:sz w:val="20"/>
+                <w:szCs w:val="20"/>
+              </w:rPr>
+              <w:t xml:space="preserve">→ 3–2–1: Name 3 things learned, 2 new vocab words, 1 question you still have.</w:t>
             </w:r>
           </w:p>
         </w:tc>
@@ -824,32 +1581,6 @@
                 <w:sz w:val="18"/>
                 <w:szCs w:val="18"/>
               </w:rPr>
-              <w:t xml:space="preserve"># Report generation and analysis</w:t>
-            </w:r>
-          </w:p>
-          <w:p>
-            <w:pPr>
-              <w:spacing w:after="20"/>
-            </w:pPr>
-            <w:r>
-              <w:rPr>
-                <w:rFonts w:ascii="Courier New" w:cs="Courier New" w:eastAsia="Courier New" w:hAnsi="Courier New"/>
-                <w:sz w:val="18"/>
-                <w:szCs w:val="18"/>
-              </w:rPr>
-              <w:t xml:space="preserve"> </w:t>
-            </w:r>
-          </w:p>
-          <w:p>
-            <w:pPr>
-              <w:spacing w:after="20"/>
-            </w:pPr>
-            <w:r>
-              <w:rPr>
-                <w:rFonts w:ascii="Courier New" w:cs="Courier New" w:eastAsia="Courier New" w:hAnsi="Courier New"/>
-                <w:sz w:val="18"/>
-                <w:szCs w:val="18"/>
-              </w:rPr>
               <w:t xml:space="preserve">class PerformanceAnalysis:</w:t>
             </w:r>
           </w:p>
@@ -2111,20 +2842,20 @@
                 <w:sz w:val="18"/>
                 <w:szCs w:val="18"/>
               </w:rPr>
-              <w:t xml:space="preserve">        html += f"&lt;li&gt;Fastest overall: &lt;span class='fast'&gt;{rankings[0][0]}&lt;/span&gt;&lt;/li&gt;"</w:t>
-            </w:r>
-          </w:p>
-          <w:p>
-            <w:pPr>
-              <w:spacing w:after="20"/>
-            </w:pPr>
-            <w:r>
-              <w:rPr>
-                <w:rFonts w:ascii="Courier New" w:cs="Courier New" w:eastAsia="Courier New" w:hAnsi="Courier New"/>
-                <w:sz w:val="18"/>
-                <w:szCs w:val="18"/>
-              </w:rPr>
-              <w:t xml:space="preserve">        html += f"&lt;li&gt;Slowest overall: &lt;span class='slow'&gt;{rankings[-1][0]}&lt;/span&gt;&lt;/li&gt;"</w:t>
+              <w:t xml:space="preserve">        html += f"&lt;li&gt;Fastest overall: {rankings[0][0]}&lt;/li&gt;"</w:t>
+            </w:r>
+          </w:p>
+          <w:p>
+            <w:pPr>
+              <w:spacing w:after="20"/>
+            </w:pPr>
+            <w:r>
+              <w:rPr>
+                <w:rFonts w:ascii="Courier New" w:cs="Courier New" w:eastAsia="Courier New" w:hAnsi="Courier New"/>
+                <w:sz w:val="18"/>
+                <w:szCs w:val="18"/>
+              </w:rPr>
+              <w:t xml:space="preserve">        html += f"&lt;li&gt;Slowest overall: {rankings[-1][0]}&lt;/li&gt;"</w:t>
             </w:r>
           </w:p>
           <w:p>
@@ -3450,7 +4181,7 @@
                 <w:sz w:val="18"/>
                 <w:szCs w:val="18"/>
               </w:rPr>
-              <w:t xml:space="preserve">## Executive Summary</w:t>
+              <w:t xml:space="preserve"> </w:t>
             </w:r>
           </w:p>
           <w:p>
@@ -3502,7 +4233,7 @@
                 <w:sz w:val="18"/>
                 <w:szCs w:val="18"/>
               </w:rPr>
-              <w:t xml:space="preserve">## Methodology</w:t>
+              <w:t xml:space="preserve"> </w:t>
             </w:r>
           </w:p>
           <w:p>
@@ -3593,33 +4324,33 @@
                 <w:sz w:val="18"/>
                 <w:szCs w:val="18"/>
               </w:rPr>
-              <w:t xml:space="preserve">## Results</w:t>
-            </w:r>
-          </w:p>
-          <w:p>
-            <w:pPr>
-              <w:spacing w:after="20"/>
-            </w:pPr>
-            <w:r>
-              <w:rPr>
-                <w:rFonts w:ascii="Courier New" w:cs="Courier New" w:eastAsia="Courier New" w:hAnsi="Courier New"/>
-                <w:sz w:val="18"/>
-                <w:szCs w:val="18"/>
-              </w:rPr>
-              <w:t xml:space="preserve"> </w:t>
-            </w:r>
-          </w:p>
-          <w:p>
-            <w:pPr>
-              <w:spacing w:after="20"/>
-            </w:pPr>
-            <w:r>
-              <w:rPr>
-                <w:rFonts w:ascii="Courier New" w:cs="Courier New" w:eastAsia="Courier New" w:hAnsi="Courier New"/>
-                <w:sz w:val="18"/>
-                <w:szCs w:val="18"/>
-              </w:rPr>
-              <w:t xml:space="preserve">### Performance Rankings</w:t>
+              <w:t xml:space="preserve"> </w:t>
+            </w:r>
+          </w:p>
+          <w:p>
+            <w:pPr>
+              <w:spacing w:after="20"/>
+            </w:pPr>
+            <w:r>
+              <w:rPr>
+                <w:rFonts w:ascii="Courier New" w:cs="Courier New" w:eastAsia="Courier New" w:hAnsi="Courier New"/>
+                <w:sz w:val="18"/>
+                <w:szCs w:val="18"/>
+              </w:rPr>
+              <w:t xml:space="preserve"> </w:t>
+            </w:r>
+          </w:p>
+          <w:p>
+            <w:pPr>
+              <w:spacing w:after="20"/>
+            </w:pPr>
+            <w:r>
+              <w:rPr>
+                <w:rFonts w:ascii="Courier New" w:cs="Courier New" w:eastAsia="Courier New" w:hAnsi="Courier New"/>
+                <w:sz w:val="18"/>
+                <w:szCs w:val="18"/>
+              </w:rPr>
+              <w:t xml:space="preserve"> </w:t>
             </w:r>
           </w:p>
           <w:p>
@@ -3762,7 +4493,7 @@
                 <w:sz w:val="18"/>
                 <w:szCs w:val="18"/>
               </w:rPr>
-              <w:t xml:space="preserve">## Analysis</w:t>
+              <w:t xml:space="preserve"> </w:t>
             </w:r>
           </w:p>
           <w:p>
@@ -3879,7 +4610,7 @@
                 <w:sz w:val="18"/>
                 <w:szCs w:val="18"/>
               </w:rPr>
-              <w:t xml:space="preserve">## Recommendations</w:t>
+              <w:t xml:space="preserve"> </w:t>
             </w:r>
           </w:p>
           <w:p>
@@ -4022,7 +4753,7 @@
                 <w:sz w:val="18"/>
                 <w:szCs w:val="18"/>
               </w:rPr>
-              <w:t xml:space="preserve">## Conclusion</w:t>
+              <w:t xml:space="preserve"> </w:t>
             </w:r>
           </w:p>
           <w:p>
@@ -4087,7 +4818,7 @@
                 <w:sz w:val="18"/>
                 <w:szCs w:val="18"/>
               </w:rPr>
-              <w:t xml:space="preserve">---</w:t>
+              <w:t xml:space="preserve"> </w:t>
             </w:r>
           </w:p>
           <w:p>
@@ -4204,7 +4935,7 @@
                 <w:sz w:val="18"/>
                 <w:szCs w:val="18"/>
               </w:rPr>
-              <w:t xml:space="preserve"># Usage example</w:t>
+              <w:t xml:space="preserve"> </w:t>
             </w:r>
           </w:p>
           <w:p>
@@ -4348,99 +5079,6 @@
                 <w:szCs w:val="18"/>
               </w:rPr>
               <w:t xml:space="preserve">        print(f"  {rank}. {algo:20} {avg_time*1000:10.3f}ms")</w:t>
-            </w:r>
-          </w:p>
-        </w:tc>
-      </w:tr>
-    </w:tbl>
-    <w:p>
-      <w:pPr>
-        <w:spacing w:after="120"/>
-      </w:pPr>
-    </w:p>
-    <w:tbl>
-      <w:tblPr>
-        <w:tblW w:type="dxa" w:w="9360"/>
-        <w:tblBorders>
-          <w:top w:val="single" w:color="auto" w:sz="4"/>
-          <w:left w:val="single" w:color="auto" w:sz="4"/>
-          <w:bottom w:val="single" w:color="auto" w:sz="4"/>
-          <w:right w:val="single" w:color="auto" w:sz="4"/>
-          <w:insideH w:val="single" w:color="auto" w:sz="4"/>
-          <w:insideV w:val="single" w:color="auto" w:sz="4"/>
-        </w:tblBorders>
-      </w:tblPr>
-      <w:tblGrid>
-        <w:gridCol w:w="9360"/>
-      </w:tblGrid>
-      <w:tr>
-        <w:tc>
-          <w:tcPr>
-            <w:tcW w:type="dxa" w:w="9360"/>
-            <w:tcBorders>
-              <w:top w:val="single" w:color="CCCCCC" w:sz="1"/>
-              <w:left w:val="single" w:color="CCCCCC" w:sz="1"/>
-              <w:bottom w:val="single" w:color="CCCCCC" w:sz="1"/>
-              <w:right w:val="single" w:color="CCCCCC" w:sz="1"/>
-            </w:tcBorders>
-            <w:shd w:fill="F2F2F2" w:val="clear"/>
-            <w:tcMar>
-              <w:top w:type="dxa" w:w="80"/>
-              <w:left w:type="dxa" w:w="160"/>
-              <w:bottom w:type="dxa" w:w="80"/>
-              <w:right w:type="dxa" w:w="160"/>
-            </w:tcMar>
-          </w:tcPr>
-          <w:p>
-            <w:pPr>
-              <w:spacing w:after="20"/>
-            </w:pPr>
-            <w:r>
-              <w:rPr>
-                <w:rFonts w:ascii="Courier New" w:cs="Courier New" w:eastAsia="Courier New" w:hAnsi="Courier New"/>
-                <w:sz w:val="18"/>
-                <w:szCs w:val="18"/>
-              </w:rPr>
-              <w:t xml:space="preserve"># See PerformanceAnalysis class above</w:t>
-            </w:r>
-          </w:p>
-          <w:p>
-            <w:pPr>
-              <w:spacing w:after="20"/>
-            </w:pPr>
-            <w:r>
-              <w:rPr>
-                <w:rFonts w:ascii="Courier New" w:cs="Courier New" w:eastAsia="Courier New" w:hAnsi="Courier New"/>
-                <w:sz w:val="18"/>
-                <w:szCs w:val="18"/>
-              </w:rPr>
-              <w:t xml:space="preserve"># Use rank_algorithms() for rankings</w:t>
-            </w:r>
-          </w:p>
-          <w:p>
-            <w:pPr>
-              <w:spacing w:after="20"/>
-            </w:pPr>
-            <w:r>
-              <w:rPr>
-                <w:rFonts w:ascii="Courier New" w:cs="Courier New" w:eastAsia="Courier New" w:hAnsi="Courier New"/>
-                <w:sz w:val="18"/>
-                <w:szCs w:val="18"/>
-              </w:rPr>
-              <w:t xml:space="preserve"># Use generate_markdown_report() for reports</w:t>
-            </w:r>
-          </w:p>
-          <w:p>
-            <w:pPr>
-              <w:spacing w:after="20"/>
-            </w:pPr>
-            <w:r>
-              <w:rPr>
-                <w:rFonts w:ascii="Courier New" w:cs="Courier New" w:eastAsia="Courier New" w:hAnsi="Courier New"/>
-                <w:sz w:val="18"/>
-                <w:szCs w:val="18"/>
-              </w:rPr>
-              <w:t xml:space="preserve"># Use generate_html_report() for HTML reports</w:t>
             </w:r>
           </w:p>
         </w:tc>

--- a/Coding 2 - year/Unit 5 - Sorting Searching & Recursion/Daily Lesson Plans/Word/Day 26.docx
+++ b/Coding 2 - year/Unit 5 - Sorting Searching & Recursion/Daily Lesson Plans/Word/Day 26.docx
@@ -380,7 +380,7 @@
                 <w:sz w:val="20"/>
                 <w:szCs w:val="20"/>
               </w:rPr>
-              <w:t xml:space="preserve">    In your own words: Analyze benchmarking data and write a comprehensive technical report?</w:t>
+              <w:t xml:space="preserve">    What would you look for if asked to analyze benchmarking data and write a comprehensive technical report? List 2-3 things you'd check.</w:t>
             </w:r>
             <w:r>
               <w:rPr>
@@ -477,7 +477,7 @@
                 <w:sz w:val="20"/>
                 <w:szCs w:val="20"/>
               </w:rPr>
-              <w:t xml:space="preserve">Today's Goal: By the end of class you will be able to analyze benchmarking data and write a comprehensive technical report.</w:t>
+              <w:t xml:space="preserve">Today’s Goal: By the end of class you will be able to analyze benchmarking data and write a comprehensive technical report.</w:t>
             </w:r>
             <w:r>
               <w:rPr>
@@ -1261,7 +1261,7 @@
                 <w:sz w:val="20"/>
                 <w:szCs w:val="20"/>
               </w:rPr>
-              <w:t xml:space="preserve">Quick Check: Analyze benchmarking data and write a comprehensive technical report?</w:t>
+              <w:t xml:space="preserve">What are two important things to check when you analyze benchmarking data and write a comprehensive technical report? Why do they matter?</w:t>
             </w:r>
             <w:r>
               <w:rPr>

--- a/Coding 2 - year/Unit 5 - Sorting Searching & Recursion/Daily Lesson Plans/Word/Day 26.docx
+++ b/Coding 2 - year/Unit 5 - Sorting Searching & Recursion/Daily Lesson Plans/Word/Day 26.docx
@@ -728,7 +728,7 @@
                 <w:sz w:val="20"/>
                 <w:szCs w:val="20"/>
               </w:rPr>
-              <w:t xml:space="preserve">    • Scaling analysis (how does time grow with size?)</w:t>
+              <w:t xml:space="preserve">    • Executive Summary (1 paragraph overview)</w:t>
             </w:r>
             <w:r>
               <w:rPr>
@@ -750,7 +750,7 @@
                 <w:sz w:val="20"/>
                 <w:szCs w:val="20"/>
               </w:rPr>
-              <w:t xml:space="preserve">    • Data type impact (does algorithm type matter?)</w:t>
+              <w:t xml:space="preserve">    • Methodology (what we tested, how we tested it)</w:t>
             </w:r>
             <w:r>
               <w:rPr>
@@ -772,7 +772,7 @@
                 <w:sz w:val="20"/>
                 <w:szCs w:val="20"/>
               </w:rPr>
-              <w:t xml:space="preserve">    • Stability checking (do equal elements maintain order?)</w:t>
+              <w:t xml:space="preserve">    • Results (data, tables, visualizations)</w:t>
             </w:r>
             <w:r>
               <w:rPr>
@@ -794,7 +794,95 @@
                 <w:sz w:val="20"/>
                 <w:szCs w:val="20"/>
               </w:rPr>
-              <w:t xml:space="preserve">    • Memory considerations (in-place vs. extra space)</w:t>
+              <w:t xml:space="preserve">    • Analysis (interpretation of results)</w:t>
+            </w:r>
+            <w:r>
+              <w:rPr>
+                <w:rFonts w:ascii="Arial" w:cs="Arial" w:eastAsia="Arial" w:hAnsi="Arial"/>
+                <w:sz w:val="20"/>
+                <w:szCs w:val="20"/>
+              </w:rPr>
+              <w:br/>
+              <w:t xml:space="preserve"/>
+            </w:r>
+            <w:r>
+              <w:rPr>
+                <w:rFonts w:ascii="Arial" w:cs="Arial" w:eastAsia="Arial" w:hAnsi="Arial"/>
+                <w:b w:val="false"/>
+                <w:bCs w:val="false"/>
+                <w:i w:val="false"/>
+                <w:iCs w:val="false"/>
+                <w:color w:val="000000"/>
+                <w:sz w:val="20"/>
+                <w:szCs w:val="20"/>
+              </w:rPr>
+              <w:t xml:space="preserve">    • Conclusions &amp; Recommendations</w:t>
+            </w:r>
+            <w:r>
+              <w:rPr>
+                <w:rFonts w:ascii="Arial" w:cs="Arial" w:eastAsia="Arial" w:hAnsi="Arial"/>
+                <w:sz w:val="20"/>
+                <w:szCs w:val="20"/>
+              </w:rPr>
+              <w:br/>
+              <w:t xml:space="preserve"/>
+            </w:r>
+            <w:r>
+              <w:rPr>
+                <w:rFonts w:ascii="Arial" w:cs="Arial" w:eastAsia="Arial" w:hAnsi="Arial"/>
+                <w:b w:val="false"/>
+                <w:bCs w:val="false"/>
+                <w:i w:val="false"/>
+                <w:iCs w:val="false"/>
+                <w:color w:val="000000"/>
+                <w:sz w:val="20"/>
+                <w:szCs w:val="20"/>
+              </w:rPr>
+              <w:t xml:space="preserve">    • Appendix (code, full data)</w:t>
+            </w:r>
+            <w:r>
+              <w:rPr>
+                <w:rFonts w:ascii="Arial" w:cs="Arial" w:eastAsia="Arial" w:hAnsi="Arial"/>
+                <w:sz w:val="20"/>
+                <w:szCs w:val="20"/>
+              </w:rPr>
+              <w:br/>
+              <w:t xml:space="preserve"/>
+            </w:r>
+            <w:r>
+              <w:rPr>
+                <w:rFonts w:ascii="Arial" w:cs="Arial" w:eastAsia="Arial" w:hAnsi="Arial"/>
+                <w:b w:val="false"/>
+                <w:bCs w:val="false"/>
+                <w:i w:val="false"/>
+                <w:iCs w:val="false"/>
+                <w:color w:val="000000"/>
+                <w:sz w:val="20"/>
+                <w:szCs w:val="20"/>
+              </w:rPr>
+              <w:t xml:space="preserve">    • Scaling analysis (how does time grow with size?)</w:t>
+            </w:r>
+            <w:r>
+              <w:rPr>
+                <w:rFonts w:ascii="Arial" w:cs="Arial" w:eastAsia="Arial" w:hAnsi="Arial"/>
+                <w:sz w:val="20"/>
+                <w:szCs w:val="20"/>
+              </w:rPr>
+              <w:br/>
+              <w:t xml:space="preserve"/>
+            </w:r>
+            <w:r>
+              <w:rPr>
+                <w:rFonts w:ascii="Arial" w:cs="Arial" w:eastAsia="Arial" w:hAnsi="Arial"/>
+                <w:b w:val="false"/>
+                <w:bCs w:val="false"/>
+                <w:i w:val="false"/>
+                <w:iCs w:val="false"/>
+                <w:color w:val="000000"/>
+                <w:sz w:val="20"/>
+                <w:szCs w:val="20"/>
+              </w:rPr>
+              <w:t xml:space="preserve">    • Data type impact (does algorithm type matter?)</w:t>
             </w:r>
             <w:r>
               <w:rPr>
@@ -1125,6 +1213,19 @@
             <w:r>
               <w:rPr>
                 <w:rFonts w:ascii="Arial" w:cs="Arial" w:eastAsia="Arial" w:hAnsi="Arial"/>
+                <w:b/>
+                <w:bCs/>
+                <w:i w:val="false"/>
+                <w:iCs w:val="false"/>
+                <w:color w:val="000000"/>
+                <w:sz w:val="20"/>
+                <w:szCs w:val="20"/>
+              </w:rPr>
+              <w:t xml:space="preserve">    Beginner: </w:t>
+            </w:r>
+            <w:r>
+              <w:rPr>
+                <w:rFonts w:ascii="Arial" w:cs="Arial" w:eastAsia="Arial" w:hAnsi="Arial"/>
                 <w:b w:val="false"/>
                 <w:bCs w:val="false"/>
                 <w:i w:val="false"/>
@@ -1133,7 +1234,77 @@
                 <w:sz w:val="20"/>
                 <w:szCs w:val="20"/>
               </w:rPr>
-              <w:t xml:space="preserve">    Work through problems from the day's exercise set.</w:t>
+              <w:t xml:space="preserve">Create a simple table showing results and identify the fastest algorithm.</w:t>
+            </w:r>
+            <w:r>
+              <w:rPr>
+                <w:rFonts w:ascii="Arial" w:cs="Arial" w:eastAsia="Arial" w:hAnsi="Arial"/>
+                <w:sz w:val="20"/>
+                <w:szCs w:val="20"/>
+              </w:rPr>
+              <w:br/>
+              <w:t xml:space="preserve"/>
+            </w:r>
+            <w:r>
+              <w:rPr>
+                <w:rFonts w:ascii="Arial" w:cs="Arial" w:eastAsia="Arial" w:hAnsi="Arial"/>
+                <w:b/>
+                <w:bCs/>
+                <w:i w:val="false"/>
+                <w:iCs w:val="false"/>
+                <w:color w:val="000000"/>
+                <w:sz w:val="20"/>
+                <w:szCs w:val="20"/>
+              </w:rPr>
+              <w:t xml:space="preserve">    Intermediate: </w:t>
+            </w:r>
+            <w:r>
+              <w:rPr>
+                <w:rFonts w:ascii="Arial" w:cs="Arial" w:eastAsia="Arial" w:hAnsi="Arial"/>
+                <w:b w:val="false"/>
+                <w:bCs w:val="false"/>
+                <w:i w:val="false"/>
+                <w:iCs w:val="false"/>
+                <w:color w:val="000000"/>
+                <w:sz w:val="20"/>
+                <w:szCs w:val="20"/>
+              </w:rPr>
+              <w:t xml:space="preserve">Write analysis paragraphs interpreting scaling behavior.</w:t>
+            </w:r>
+            <w:r>
+              <w:rPr>
+                <w:rFonts w:ascii="Arial" w:cs="Arial" w:eastAsia="Arial" w:hAnsi="Arial"/>
+                <w:sz w:val="20"/>
+                <w:szCs w:val="20"/>
+              </w:rPr>
+              <w:br/>
+              <w:t xml:space="preserve"/>
+            </w:r>
+            <w:r>
+              <w:rPr>
+                <w:rFonts w:ascii="Arial" w:cs="Arial" w:eastAsia="Arial" w:hAnsi="Arial"/>
+                <w:b/>
+                <w:bCs/>
+                <w:i w:val="false"/>
+                <w:iCs w:val="false"/>
+                <w:color w:val="000000"/>
+                <w:sz w:val="20"/>
+                <w:szCs w:val="20"/>
+              </w:rPr>
+              <w:t xml:space="preserve">    Challenge: </w:t>
+            </w:r>
+            <w:r>
+              <w:rPr>
+                <w:rFonts w:ascii="Arial" w:cs="Arial" w:eastAsia="Arial" w:hAnsi="Arial"/>
+                <w:b w:val="false"/>
+                <w:bCs w:val="false"/>
+                <w:i w:val="false"/>
+                <w:iCs w:val="false"/>
+                <w:color w:val="000000"/>
+                <w:sz w:val="20"/>
+                <w:szCs w:val="20"/>
+              </w:rPr>
+              <w:t xml:space="preserve">Generate complete HTML/Markdown reports with all data and analysis.</w:t>
             </w:r>
             <w:r>
               <w:rPr>
@@ -5320,6 +5491,94 @@
       <w:pPr>
         <w:spacing w:after="160"/>
       </w:pPr>
+    </w:p>
+    <w:p>
+      <w:pPr>
+        <w:pBdr>
+          <w:bottom w:val="single" w:color="1B7A4A" w:sz="4" w:space="4"/>
+        </w:pBdr>
+        <w:spacing w:after="100" w:before="120"/>
+      </w:pPr>
+      <w:r>
+        <w:rPr>
+          <w:rFonts w:ascii="Arial" w:cs="Arial" w:eastAsia="Arial" w:hAnsi="Arial"/>
+          <w:b/>
+          <w:bCs/>
+          <w:color w:val="1B7A4A"/>
+          <w:sz w:val="24"/>
+          <w:szCs w:val="24"/>
+        </w:rPr>
+        <w:t xml:space="preserve">Practice Problems</w:t>
+      </w:r>
+    </w:p>
+    <w:p>
+      <w:pPr>
+        <w:spacing w:after="80"/>
+      </w:pPr>
+      <w:r>
+        <w:rPr>
+          <w:rFonts w:ascii="Arial" w:cs="Arial" w:eastAsia="Arial" w:hAnsi="Arial"/>
+          <w:b/>
+          <w:bCs/>
+          <w:sz w:val="20"/>
+          <w:szCs w:val="20"/>
+        </w:rPr>
+        <w:t xml:space="preserve">Problem 1: </w:t>
+      </w:r>
+      <w:r>
+        <w:rPr>
+          <w:rFonts w:ascii="Arial" w:cs="Arial" w:eastAsia="Arial" w:hAnsi="Arial"/>
+          <w:sz w:val="20"/>
+          <w:szCs w:val="20"/>
+        </w:rPr>
+        <w:t xml:space="preserve">Beginner:  Create a simple table showing results and identify the fastest algorithm.</w:t>
+      </w:r>
+    </w:p>
+    <w:p>
+      <w:pPr>
+        <w:spacing w:after="80"/>
+      </w:pPr>
+      <w:r>
+        <w:rPr>
+          <w:rFonts w:ascii="Arial" w:cs="Arial" w:eastAsia="Arial" w:hAnsi="Arial"/>
+          <w:b/>
+          <w:bCs/>
+          <w:sz w:val="20"/>
+          <w:szCs w:val="20"/>
+        </w:rPr>
+        <w:t xml:space="preserve">Problem 2: </w:t>
+      </w:r>
+      <w:r>
+        <w:rPr>
+          <w:rFonts w:ascii="Arial" w:cs="Arial" w:eastAsia="Arial" w:hAnsi="Arial"/>
+          <w:sz w:val="20"/>
+          <w:szCs w:val="20"/>
+        </w:rPr>
+        <w:t xml:space="preserve">Intermediate:  Write analysis paragraphs interpreting scaling behavior.</w:t>
+      </w:r>
+    </w:p>
+    <w:p>
+      <w:pPr>
+        <w:spacing w:after="80"/>
+      </w:pPr>
+      <w:r>
+        <w:rPr>
+          <w:rFonts w:ascii="Arial" w:cs="Arial" w:eastAsia="Arial" w:hAnsi="Arial"/>
+          <w:b/>
+          <w:bCs/>
+          <w:sz w:val="20"/>
+          <w:szCs w:val="20"/>
+        </w:rPr>
+        <w:t xml:space="preserve">Problem 3: </w:t>
+      </w:r>
+      <w:r>
+        <w:rPr>
+          <w:rFonts w:ascii="Arial" w:cs="Arial" w:eastAsia="Arial" w:hAnsi="Arial"/>
+          <w:sz w:val="20"/>
+          <w:szCs w:val="20"/>
+        </w:rPr>
+        <w:t xml:space="preserve">Challenge:  Generate complete HTML/Markdown reports with all data and analysis.</w:t>
+      </w:r>
     </w:p>
     <w:p>
       <w:pPr>
